--- a/Summary.docx
+++ b/Summary.docx
@@ -43,13 +43,7 @@
         <w:t xml:space="preserve">6992229916, </w:t>
       </w:r>
       <w:r>
-        <w:t>&lt;USC</w:t>
-      </w:r>
-      <w:r>
-        <w:t xml:space="preserve"> </w:t>
-      </w:r>
-      <w:r>
-        <w:t>ID&gt;</w:t>
+        <w:t>7490756437</w:t>
       </w:r>
     </w:p>
     <w:p/>
@@ -144,30 +138,30 @@
           </w:tcPr>
           <w:p>
             <w:r>
-              <w:t>0.299</w:t>
-            </w:r>
-          </w:p>
-        </w:tc>
-        <w:tc>
-          <w:tcPr>
-            <w:tcW w:w="1803" w:type="dxa"/>
-          </w:tcPr>
-          <w:p>
-            <w:r>
-              <w:t>1.173</w:t>
-            </w:r>
-          </w:p>
-        </w:tc>
-        <w:tc>
-          <w:tcPr>
-            <w:tcW w:w="1803" w:type="dxa"/>
-          </w:tcPr>
-          <w:p>
-            <w:r>
-              <w:t>33</w:t>
-            </w:r>
-            <w:r>
-              <w:t>780</w:t>
+              <w:t>0.</w:t>
+            </w:r>
+            <w:r>
+              <w:t>380</w:t>
+            </w:r>
+          </w:p>
+        </w:tc>
+        <w:tc>
+          <w:tcPr>
+            <w:tcW w:w="1803" w:type="dxa"/>
+          </w:tcPr>
+          <w:p>
+            <w:r>
+              <w:t>0.248</w:t>
+            </w:r>
+          </w:p>
+        </w:tc>
+        <w:tc>
+          <w:tcPr>
+            <w:tcW w:w="1803" w:type="dxa"/>
+          </w:tcPr>
+          <w:p>
+            <w:r>
+              <w:t>40416</w:t>
             </w:r>
           </w:p>
         </w:tc>
@@ -177,7 +171,7 @@
           </w:tcPr>
           <w:p>
             <w:r>
-              <w:t>33824</w:t>
+              <w:t>40496</w:t>
             </w:r>
           </w:p>
         </w:tc>
@@ -199,30 +193,27 @@
           </w:tcPr>
           <w:p>
             <w:r>
-              <w:t>3.202</w:t>
-            </w:r>
-          </w:p>
-        </w:tc>
-        <w:tc>
-          <w:tcPr>
-            <w:tcW w:w="1803" w:type="dxa"/>
-          </w:tcPr>
-          <w:p>
-            <w:r>
-              <w:t>9.470</w:t>
-            </w:r>
-          </w:p>
-        </w:tc>
-        <w:tc>
-          <w:tcPr>
-            <w:tcW w:w="1803" w:type="dxa"/>
-          </w:tcPr>
-          <w:p>
-            <w:r>
-              <w:t>33</w:t>
-            </w:r>
-            <w:r>
-              <w:t>668</w:t>
+              <w:t>1.226</w:t>
+            </w:r>
+          </w:p>
+        </w:tc>
+        <w:tc>
+          <w:tcPr>
+            <w:tcW w:w="1803" w:type="dxa"/>
+          </w:tcPr>
+          <w:p>
+            <w:r>
+              <w:t>1.962</w:t>
+            </w:r>
+          </w:p>
+        </w:tc>
+        <w:tc>
+          <w:tcPr>
+            <w:tcW w:w="1803" w:type="dxa"/>
+          </w:tcPr>
+          <w:p>
+            <w:r>
+              <w:t>40096</w:t>
             </w:r>
           </w:p>
         </w:tc>
@@ -239,10 +230,10 @@
             </w:pPr>
             <w:r>
               <w:rPr>
-                <w:rFonts w:eastAsia="Yu Mincho" w:hint="eastAsia"/>
-                <w:lang w:eastAsia="ja-JP"/>
+                <w:rFonts w:eastAsia="Yu Mincho"/>
+                <w:lang w:val="en-US" w:eastAsia="ja-JP"/>
               </w:rPr>
-              <w:t>33412</w:t>
+              <w:t>41088</w:t>
             </w:r>
           </w:p>
         </w:tc>
@@ -264,30 +255,27 @@
           </w:tcPr>
           <w:p>
             <w:r>
-              <w:t>8.171</w:t>
-            </w:r>
-          </w:p>
-        </w:tc>
-        <w:tc>
-          <w:tcPr>
-            <w:tcW w:w="1803" w:type="dxa"/>
-          </w:tcPr>
-          <w:p>
-            <w:r>
-              <w:t>16.698</w:t>
-            </w:r>
-          </w:p>
-        </w:tc>
-        <w:tc>
-          <w:tcPr>
-            <w:tcW w:w="1803" w:type="dxa"/>
-          </w:tcPr>
-          <w:p>
-            <w:r>
-              <w:t>33</w:t>
-            </w:r>
-            <w:r>
-              <w:t>784</w:t>
+              <w:t>4.184</w:t>
+            </w:r>
+          </w:p>
+        </w:tc>
+        <w:tc>
+          <w:tcPr>
+            <w:tcW w:w="1803" w:type="dxa"/>
+          </w:tcPr>
+          <w:p>
+            <w:r>
+              <w:t>4.718</w:t>
+            </w:r>
+          </w:p>
+        </w:tc>
+        <w:tc>
+          <w:tcPr>
+            <w:tcW w:w="1803" w:type="dxa"/>
+          </w:tcPr>
+          <w:p>
+            <w:r>
+              <w:t>40128</w:t>
             </w:r>
           </w:p>
         </w:tc>
@@ -297,7 +285,7 @@
           </w:tcPr>
           <w:p>
             <w:r>
-              <w:t>33584</w:t>
+              <w:t>40896</w:t>
             </w:r>
           </w:p>
         </w:tc>
@@ -319,27 +307,27 @@
           </w:tcPr>
           <w:p>
             <w:r>
-              <w:t>39.891</w:t>
-            </w:r>
-          </w:p>
-        </w:tc>
-        <w:tc>
-          <w:tcPr>
-            <w:tcW w:w="1803" w:type="dxa"/>
-          </w:tcPr>
-          <w:p>
-            <w:r>
-              <w:t>56.085</w:t>
-            </w:r>
-          </w:p>
-        </w:tc>
-        <w:tc>
-          <w:tcPr>
-            <w:tcW w:w="1803" w:type="dxa"/>
-          </w:tcPr>
-          <w:p>
-            <w:r>
-              <w:t>33888</w:t>
+              <w:t>25.790</w:t>
+            </w:r>
+          </w:p>
+        </w:tc>
+        <w:tc>
+          <w:tcPr>
+            <w:tcW w:w="1803" w:type="dxa"/>
+          </w:tcPr>
+          <w:p>
+            <w:r>
+              <w:t>22.183</w:t>
+            </w:r>
+          </w:p>
+        </w:tc>
+        <w:tc>
+          <w:tcPr>
+            <w:tcW w:w="1803" w:type="dxa"/>
+          </w:tcPr>
+          <w:p>
+            <w:r>
+              <w:t>40224</w:t>
             </w:r>
           </w:p>
         </w:tc>
@@ -349,7 +337,7 @@
           </w:tcPr>
           <w:p>
             <w:r>
-              <w:t>33444</w:t>
+              <w:t>41456</w:t>
             </w:r>
           </w:p>
         </w:tc>
@@ -371,27 +359,27 @@
           </w:tcPr>
           <w:p>
             <w:r>
-              <w:t>80.517</w:t>
-            </w:r>
-          </w:p>
-        </w:tc>
-        <w:tc>
-          <w:tcPr>
-            <w:tcW w:w="1803" w:type="dxa"/>
-          </w:tcPr>
-          <w:p>
-            <w:r>
-              <w:t>127.605</w:t>
-            </w:r>
-          </w:p>
-        </w:tc>
-        <w:tc>
-          <w:tcPr>
-            <w:tcW w:w="1803" w:type="dxa"/>
-          </w:tcPr>
-          <w:p>
-            <w:r>
-              <w:t>34040</w:t>
+              <w:t>52.203</w:t>
+            </w:r>
+          </w:p>
+        </w:tc>
+        <w:tc>
+          <w:tcPr>
+            <w:tcW w:w="1803" w:type="dxa"/>
+          </w:tcPr>
+          <w:p>
+            <w:r>
+              <w:t>50.958</w:t>
+            </w:r>
+          </w:p>
+        </w:tc>
+        <w:tc>
+          <w:tcPr>
+            <w:tcW w:w="1803" w:type="dxa"/>
+          </w:tcPr>
+          <w:p>
+            <w:r>
+              <w:t>40560</w:t>
             </w:r>
           </w:p>
         </w:tc>
@@ -401,7 +389,7 @@
           </w:tcPr>
           <w:p>
             <w:r>
-              <w:t>33488</w:t>
+              <w:t>40864</w:t>
             </w:r>
           </w:p>
         </w:tc>
@@ -423,27 +411,27 @@
           </w:tcPr>
           <w:p>
             <w:r>
-              <w:t>133.161</w:t>
-            </w:r>
-          </w:p>
-        </w:tc>
-        <w:tc>
-          <w:tcPr>
-            <w:tcW w:w="1803" w:type="dxa"/>
-          </w:tcPr>
-          <w:p>
-            <w:r>
-              <w:t>234.343</w:t>
-            </w:r>
-          </w:p>
-        </w:tc>
-        <w:tc>
-          <w:tcPr>
-            <w:tcW w:w="1803" w:type="dxa"/>
-          </w:tcPr>
-          <w:p>
-            <w:r>
-              <w:t>34296</w:t>
+              <w:t>80.957</w:t>
+            </w:r>
+          </w:p>
+        </w:tc>
+        <w:tc>
+          <w:tcPr>
+            <w:tcW w:w="1803" w:type="dxa"/>
+          </w:tcPr>
+          <w:p>
+            <w:r>
+              <w:t>107.978</w:t>
+            </w:r>
+          </w:p>
+        </w:tc>
+        <w:tc>
+          <w:tcPr>
+            <w:tcW w:w="1803" w:type="dxa"/>
+          </w:tcPr>
+          <w:p>
+            <w:r>
+              <w:t>41568</w:t>
             </w:r>
           </w:p>
         </w:tc>
@@ -453,7 +441,7 @@
           </w:tcPr>
           <w:p>
             <w:r>
-              <w:t>33692</w:t>
+              <w:t>40032</w:t>
             </w:r>
           </w:p>
         </w:tc>
@@ -475,27 +463,27 @@
           </w:tcPr>
           <w:p>
             <w:r>
-              <w:t>310.479</w:t>
-            </w:r>
-          </w:p>
-        </w:tc>
-        <w:tc>
-          <w:tcPr>
-            <w:tcW w:w="1803" w:type="dxa"/>
-          </w:tcPr>
-          <w:p>
-            <w:r>
-              <w:t>486.038</w:t>
-            </w:r>
-          </w:p>
-        </w:tc>
-        <w:tc>
-          <w:tcPr>
-            <w:tcW w:w="1803" w:type="dxa"/>
-          </w:tcPr>
-          <w:p>
-            <w:r>
-              <w:t>34932</w:t>
+              <w:t>183.311</w:t>
+            </w:r>
+          </w:p>
+        </w:tc>
+        <w:tc>
+          <w:tcPr>
+            <w:tcW w:w="1803" w:type="dxa"/>
+          </w:tcPr>
+          <w:p>
+            <w:r>
+              <w:t>204.926</w:t>
+            </w:r>
+          </w:p>
+        </w:tc>
+        <w:tc>
+          <w:tcPr>
+            <w:tcW w:w="1803" w:type="dxa"/>
+          </w:tcPr>
+          <w:p>
+            <w:r>
+              <w:t>41936</w:t>
             </w:r>
           </w:p>
         </w:tc>
@@ -505,7 +493,7 @@
           </w:tcPr>
           <w:p>
             <w:r>
-              <w:t>33820</w:t>
+              <w:t>41184</w:t>
             </w:r>
           </w:p>
         </w:tc>
@@ -527,27 +515,27 @@
           </w:tcPr>
           <w:p>
             <w:r>
-              <w:t>560.541</w:t>
-            </w:r>
-          </w:p>
-        </w:tc>
-        <w:tc>
-          <w:tcPr>
-            <w:tcW w:w="1803" w:type="dxa"/>
-          </w:tcPr>
-          <w:p>
-            <w:r>
-              <w:t>900.299</w:t>
-            </w:r>
-          </w:p>
-        </w:tc>
-        <w:tc>
-          <w:tcPr>
-            <w:tcW w:w="1803" w:type="dxa"/>
-          </w:tcPr>
-          <w:p>
-            <w:r>
-              <w:t>35832</w:t>
+              <w:t>291.934</w:t>
+            </w:r>
+          </w:p>
+        </w:tc>
+        <w:tc>
+          <w:tcPr>
+            <w:tcW w:w="1803" w:type="dxa"/>
+          </w:tcPr>
+          <w:p>
+            <w:r>
+              <w:t>356.180</w:t>
+            </w:r>
+          </w:p>
+        </w:tc>
+        <w:tc>
+          <w:tcPr>
+            <w:tcW w:w="1803" w:type="dxa"/>
+          </w:tcPr>
+          <w:p>
+            <w:r>
+              <w:t>42560</w:t>
             </w:r>
           </w:p>
         </w:tc>
@@ -557,7 +545,7 @@
           </w:tcPr>
           <w:p>
             <w:r>
-              <w:t>33576</w:t>
+              <w:t>40784</w:t>
             </w:r>
           </w:p>
         </w:tc>
@@ -579,27 +567,27 @@
           </w:tcPr>
           <w:p>
             <w:r>
-              <w:t>904.262</w:t>
-            </w:r>
-          </w:p>
-        </w:tc>
-        <w:tc>
-          <w:tcPr>
-            <w:tcW w:w="1803" w:type="dxa"/>
-          </w:tcPr>
-          <w:p>
-            <w:r>
-              <w:t>1431.120</w:t>
-            </w:r>
-          </w:p>
-        </w:tc>
-        <w:tc>
-          <w:tcPr>
-            <w:tcW w:w="1803" w:type="dxa"/>
-          </w:tcPr>
-          <w:p>
-            <w:r>
-              <w:t>36988</w:t>
+              <w:t>442.894</w:t>
+            </w:r>
+          </w:p>
+        </w:tc>
+        <w:tc>
+          <w:tcPr>
+            <w:tcW w:w="1803" w:type="dxa"/>
+          </w:tcPr>
+          <w:p>
+            <w:r>
+              <w:t>517.937</w:t>
+            </w:r>
+          </w:p>
+        </w:tc>
+        <w:tc>
+          <w:tcPr>
+            <w:tcW w:w="1803" w:type="dxa"/>
+          </w:tcPr>
+          <w:p>
+            <w:r>
+              <w:t>43920</w:t>
             </w:r>
           </w:p>
         </w:tc>
@@ -609,10 +597,7 @@
           </w:tcPr>
           <w:p>
             <w:r>
-              <w:t>33</w:t>
-            </w:r>
-            <w:r>
-              <w:t>648</w:t>
+              <w:t>40768</w:t>
             </w:r>
           </w:p>
         </w:tc>
@@ -634,27 +619,27 @@
           </w:tcPr>
           <w:p>
             <w:r>
-              <w:t>1258.838</w:t>
-            </w:r>
-          </w:p>
-        </w:tc>
-        <w:tc>
-          <w:tcPr>
-            <w:tcW w:w="1803" w:type="dxa"/>
-          </w:tcPr>
-          <w:p>
-            <w:r>
-              <w:t>2004.242</w:t>
-            </w:r>
-          </w:p>
-        </w:tc>
-        <w:tc>
-          <w:tcPr>
-            <w:tcW w:w="1803" w:type="dxa"/>
-          </w:tcPr>
-          <w:p>
-            <w:r>
-              <w:t>38396</w:t>
+              <w:t>611.405</w:t>
+            </w:r>
+          </w:p>
+        </w:tc>
+        <w:tc>
+          <w:tcPr>
+            <w:tcW w:w="1803" w:type="dxa"/>
+          </w:tcPr>
+          <w:p>
+            <w:r>
+              <w:t>760.617</w:t>
+            </w:r>
+          </w:p>
+        </w:tc>
+        <w:tc>
+          <w:tcPr>
+            <w:tcW w:w="1803" w:type="dxa"/>
+          </w:tcPr>
+          <w:p>
+            <w:r>
+              <w:t>45424</w:t>
             </w:r>
           </w:p>
         </w:tc>
@@ -664,7 +649,7 @@
           </w:tcPr>
           <w:p>
             <w:r>
-              <w:t>33816</w:t>
+              <w:t>40416</w:t>
             </w:r>
           </w:p>
         </w:tc>
@@ -686,27 +671,27 @@
           </w:tcPr>
           <w:p>
             <w:r>
-              <w:t>2350.609</w:t>
-            </w:r>
-          </w:p>
-        </w:tc>
-        <w:tc>
-          <w:tcPr>
-            <w:tcW w:w="1803" w:type="dxa"/>
-          </w:tcPr>
-          <w:p>
-            <w:r>
-              <w:t>3676.181</w:t>
-            </w:r>
-          </w:p>
-        </w:tc>
-        <w:tc>
-          <w:tcPr>
-            <w:tcW w:w="1803" w:type="dxa"/>
-          </w:tcPr>
-          <w:p>
-            <w:r>
-              <w:t>41976</w:t>
+              <w:t>1087.381</w:t>
+            </w:r>
+          </w:p>
+        </w:tc>
+        <w:tc>
+          <w:tcPr>
+            <w:tcW w:w="1803" w:type="dxa"/>
+          </w:tcPr>
+          <w:p>
+            <w:r>
+              <w:t>1360.526</w:t>
+            </w:r>
+          </w:p>
+        </w:tc>
+        <w:tc>
+          <w:tcPr>
+            <w:tcW w:w="1803" w:type="dxa"/>
+          </w:tcPr>
+          <w:p>
+            <w:r>
+              <w:t>48656</w:t>
             </w:r>
           </w:p>
         </w:tc>
@@ -716,7 +701,7 @@
           </w:tcPr>
           <w:p>
             <w:r>
-              <w:t>33560</w:t>
+              <w:t>41248</w:t>
             </w:r>
           </w:p>
         </w:tc>
@@ -738,27 +723,27 @@
           </w:tcPr>
           <w:p>
             <w:r>
-              <w:t>4048.067</w:t>
-            </w:r>
-          </w:p>
-        </w:tc>
-        <w:tc>
-          <w:tcPr>
-            <w:tcW w:w="1803" w:type="dxa"/>
-          </w:tcPr>
-          <w:p>
-            <w:r>
-              <w:t>3144.777</w:t>
-            </w:r>
-          </w:p>
-        </w:tc>
-        <w:tc>
-          <w:tcPr>
-            <w:tcW w:w="1803" w:type="dxa"/>
-          </w:tcPr>
-          <w:p>
-            <w:r>
-              <w:t>46584</w:t>
+              <w:t>1695.491</w:t>
+            </w:r>
+          </w:p>
+        </w:tc>
+        <w:tc>
+          <w:tcPr>
+            <w:tcW w:w="1803" w:type="dxa"/>
+          </w:tcPr>
+          <w:p>
+            <w:r>
+              <w:t>2008.715</w:t>
+            </w:r>
+          </w:p>
+        </w:tc>
+        <w:tc>
+          <w:tcPr>
+            <w:tcW w:w="1803" w:type="dxa"/>
+          </w:tcPr>
+          <w:p>
+            <w:r>
+              <w:t>52992</w:t>
             </w:r>
           </w:p>
         </w:tc>
@@ -768,7 +753,7 @@
           </w:tcPr>
           <w:p>
             <w:r>
-              <w:t>33816</w:t>
+              <w:t>40160</w:t>
             </w:r>
           </w:p>
         </w:tc>
@@ -790,27 +775,27 @@
           </w:tcPr>
           <w:p>
             <w:r>
-              <w:t>5403.797</w:t>
-            </w:r>
-          </w:p>
-        </w:tc>
-        <w:tc>
-          <w:tcPr>
-            <w:tcW w:w="1803" w:type="dxa"/>
-          </w:tcPr>
-          <w:p>
-            <w:r>
-              <w:t>8095.509</w:t>
-            </w:r>
-          </w:p>
-        </w:tc>
-        <w:tc>
-          <w:tcPr>
-            <w:tcW w:w="1803" w:type="dxa"/>
-          </w:tcPr>
-          <w:p>
-            <w:r>
-              <w:t>52212</w:t>
+              <w:t>2441.489</w:t>
+            </w:r>
+          </w:p>
+        </w:tc>
+        <w:tc>
+          <w:tcPr>
+            <w:tcW w:w="1803" w:type="dxa"/>
+          </w:tcPr>
+          <w:p>
+            <w:r>
+              <w:t>2931.417</w:t>
+            </w:r>
+          </w:p>
+        </w:tc>
+        <w:tc>
+          <w:tcPr>
+            <w:tcW w:w="1803" w:type="dxa"/>
+          </w:tcPr>
+          <w:p>
+            <w:r>
+              <w:t>58624</w:t>
             </w:r>
           </w:p>
         </w:tc>
@@ -820,7 +805,7 @@
           </w:tcPr>
           <w:p>
             <w:r>
-              <w:t>33816</w:t>
+              <w:t>40256</w:t>
             </w:r>
           </w:p>
         </w:tc>
@@ -842,27 +827,27 @@
           </w:tcPr>
           <w:p>
             <w:r>
-              <w:t>7185.061</w:t>
-            </w:r>
-          </w:p>
-        </w:tc>
-        <w:tc>
-          <w:tcPr>
-            <w:tcW w:w="1803" w:type="dxa"/>
-          </w:tcPr>
-          <w:p>
-            <w:r>
-              <w:t>11255.246</w:t>
-            </w:r>
-          </w:p>
-        </w:tc>
-        <w:tc>
-          <w:tcPr>
-            <w:tcW w:w="1803" w:type="dxa"/>
-          </w:tcPr>
-          <w:p>
-            <w:r>
-              <w:t>58872</w:t>
+              <w:t>3359.632</w:t>
+            </w:r>
+          </w:p>
+        </w:tc>
+        <w:tc>
+          <w:tcPr>
+            <w:tcW w:w="1803" w:type="dxa"/>
+          </w:tcPr>
+          <w:p>
+            <w:r>
+              <w:t>3974.431</w:t>
+            </w:r>
+          </w:p>
+        </w:tc>
+        <w:tc>
+          <w:tcPr>
+            <w:tcW w:w="1803" w:type="dxa"/>
+          </w:tcPr>
+          <w:p>
+            <w:r>
+              <w:t>65808</w:t>
             </w:r>
           </w:p>
         </w:tc>
@@ -872,7 +857,7 @@
           </w:tcPr>
           <w:p>
             <w:r>
-              <w:t>33996</w:t>
+              <w:t>40688</w:t>
             </w:r>
           </w:p>
         </w:tc>
@@ -894,27 +879,27 @@
           </w:tcPr>
           <w:p>
             <w:r>
-              <w:t>8802.497</w:t>
-            </w:r>
-          </w:p>
-        </w:tc>
-        <w:tc>
-          <w:tcPr>
-            <w:tcW w:w="1803" w:type="dxa"/>
-          </w:tcPr>
-          <w:p>
-            <w:r>
-              <w:t>11010.766</w:t>
-            </w:r>
-          </w:p>
-        </w:tc>
-        <w:tc>
-          <w:tcPr>
-            <w:tcW w:w="1803" w:type="dxa"/>
-          </w:tcPr>
-          <w:p>
-            <w:r>
-              <w:t>64492</w:t>
+              <w:t>4192.616</w:t>
+            </w:r>
+          </w:p>
+        </w:tc>
+        <w:tc>
+          <w:tcPr>
+            <w:tcW w:w="1803" w:type="dxa"/>
+          </w:tcPr>
+          <w:p>
+            <w:r>
+              <w:t>4973.406</w:t>
+            </w:r>
+          </w:p>
+        </w:tc>
+        <w:tc>
+          <w:tcPr>
+            <w:tcW w:w="1803" w:type="dxa"/>
+          </w:tcPr>
+          <w:p>
+            <w:r>
+              <w:t>71632</w:t>
             </w:r>
           </w:p>
         </w:tc>
@@ -924,12 +909,17 @@
           </w:tcPr>
           <w:p>
             <w:r>
-              <w:t>33952</w:t>
+              <w:t>41040</w:t>
             </w:r>
           </w:p>
         </w:tc>
       </w:tr>
     </w:tbl>
+    <w:p>
+      <w:pPr>
+        <w:pStyle w:val="Heading2"/>
+      </w:pPr>
+    </w:p>
     <w:p>
       <w:pPr>
         <w:pStyle w:val="Heading2"/>
@@ -962,10 +952,10 @@
           <w:noProof/>
         </w:rPr>
         <w:drawing>
-          <wp:inline distT="0" distB="0" distL="0" distR="0" wp14:anchorId="7FA0FD05" wp14:editId="295C81D7">
-            <wp:extent cx="4046220" cy="3034665"/>
+          <wp:inline distT="0" distB="0" distL="0" distR="0" wp14:anchorId="0FF52361" wp14:editId="3F9C8DC0">
+            <wp:extent cx="3657600" cy="2743200"/>
             <wp:effectExtent l="0" t="0" r="0" b="0"/>
-            <wp:docPr id="152916662" name="Picture 1"/>
+            <wp:docPr id="1775748919" name="Picture 1"/>
             <wp:cNvGraphicFramePr>
               <a:graphicFrameLocks xmlns:a="http://schemas.openxmlformats.org/drawingml/2006/main" noChangeAspect="1"/>
             </wp:cNvGraphicFramePr>
@@ -994,7 +984,7 @@
                   <pic:spPr bwMode="auto">
                     <a:xfrm>
                       <a:off x="0" y="0"/>
-                      <a:ext cx="4046220" cy="3034665"/>
+                      <a:ext cx="3657600" cy="2743200"/>
                     </a:xfrm>
                     <a:prstGeom prst="rect">
                       <a:avLst/>
@@ -1025,10 +1015,22 @@
       <w:r>
         <w:t>Basic:</w:t>
       </w:r>
+      <w:r>
+        <w:t xml:space="preserve"> </w:t>
+      </w:r>
+      <w:r>
+        <w:t xml:space="preserve">Polynomial </w:t>
+      </w:r>
+      <w:r>
+        <w:t>– O(mn)</w:t>
+      </w:r>
     </w:p>
     <w:p>
       <w:r>
         <w:t>Efficient:</w:t>
+      </w:r>
+      <w:r>
+        <w:t xml:space="preserve"> Linear – O(n)</w:t>
       </w:r>
     </w:p>
     <w:p>
@@ -1040,6 +1042,23 @@
       </w:r>
     </w:p>
     <w:p>
+      <w:r>
+        <w:t>Basic takes O(mn) because we need to only store the DP table which is of size mxn.</w:t>
+      </w:r>
+      <w:r>
+        <w:t xml:space="preserve"> </w:t>
+      </w:r>
+      <w:r>
+        <w:t xml:space="preserve">Efficient takes O(n) because instead of relying on an mxn table, we use two tables of size n and perform divide-n-conquer on each. We can see each of these behaviors in the graph: basic scales up with the size of M+N, while efficient stays basically constant. We believe that the reason for efficient’s constant behavior is due to how efficient it is: </w:t>
+      </w:r>
+      <w:r>
+        <w:t>most of</w:t>
+      </w:r>
+      <w:r>
+        <w:t xml:space="preserve"> the memory usage may be coming from Python overhead rather than the algo memory usage, hence why there is not much noticeable change.</w:t>
+      </w:r>
+    </w:p>
+    <w:p>
       <w:pPr>
         <w:pStyle w:val="Heading3"/>
       </w:pPr>
@@ -1058,14 +1077,11 @@
         <w:jc w:val="center"/>
       </w:pPr>
       <w:r>
-        <w:rPr>
-          <w:noProof/>
-        </w:rPr>
         <w:drawing>
-          <wp:inline distT="0" distB="0" distL="0" distR="0" wp14:anchorId="79DDE93C" wp14:editId="243E215A">
-            <wp:extent cx="4196080" cy="3147060"/>
+          <wp:inline distT="0" distB="0" distL="0" distR="0" wp14:anchorId="4B6AD209" wp14:editId="19BFD5AF">
+            <wp:extent cx="3657600" cy="2743200"/>
             <wp:effectExtent l="0" t="0" r="0" b="0"/>
-            <wp:docPr id="6225361" name="Picture 2"/>
+            <wp:docPr id="1754484411" name="Picture 2"/>
             <wp:cNvGraphicFramePr>
               <a:graphicFrameLocks xmlns:a="http://schemas.openxmlformats.org/drawingml/2006/main" noChangeAspect="1"/>
             </wp:cNvGraphicFramePr>
@@ -1094,7 +1110,7 @@
                   <pic:spPr bwMode="auto">
                     <a:xfrm>
                       <a:off x="0" y="0"/>
-                      <a:ext cx="4196080" cy="3147060"/>
+                      <a:ext cx="3657600" cy="2743200"/>
                     </a:xfrm>
                     <a:prstGeom prst="rect">
                       <a:avLst/>
@@ -1124,10 +1140,28 @@
       <w:r>
         <w:t>Basic:</w:t>
       </w:r>
+      <w:r>
+        <w:t xml:space="preserve"> </w:t>
+      </w:r>
+      <w:r>
+        <w:t xml:space="preserve">Polynomial </w:t>
+      </w:r>
+      <w:r>
+        <w:t>–</w:t>
+      </w:r>
+      <w:r>
+        <w:t xml:space="preserve"> </w:t>
+      </w:r>
+      <w:r>
+        <w:t>O(mn)</w:t>
+      </w:r>
     </w:p>
     <w:p>
       <w:r>
         <w:t>Efficient:</w:t>
+      </w:r>
+      <w:r>
+        <w:t xml:space="preserve"> Polynomial – O(mn)</w:t>
       </w:r>
     </w:p>
     <w:p>
@@ -1139,10 +1173,37 @@
       </w:r>
     </w:p>
     <w:p>
+      <w:r>
+        <w:t>Basic takes O(mn) because we iterate through the DP table of size mxn, where each iteration takes constant time.</w:t>
+      </w:r>
+      <w:r>
+        <w:t xml:space="preserve"> Efficient also takes O(mn) because the divide-n-conquer portion </w:t>
+      </w:r>
+      <w:r>
+        <w:t xml:space="preserve">splits the sequence in </w:t>
+      </w:r>
+      <w:r>
+        <w:t>half and</w:t>
+      </w:r>
+      <w:r>
+        <w:t xml:space="preserve"> adding up all these portions sums to mn.</w:t>
+      </w:r>
+    </w:p>
+    <w:p/>
+    <w:p>
       <w:pPr>
         <w:pStyle w:val="Heading2"/>
       </w:pPr>
-    </w:p>
+      <w:r>
+        <w:t>Optimal Trivial Size</w:t>
+      </w:r>
+    </w:p>
+    <w:p>
+      <w:r>
+        <w:t>The optimal trivial size from the provided datapoints is when M+N = 384. This is because this is the highest input size in which the Basic algorithm outperforms the Efficient version in both memory usage and time. Any greater input size causes Basic to suffer memory-wise.</w:t>
+      </w:r>
+    </w:p>
+    <w:p/>
     <w:p>
       <w:pPr>
         <w:pStyle w:val="Heading2"/>
@@ -1153,10 +1214,7 @@
     </w:p>
     <w:p>
       <w:r>
-        <w:t>6992229916</w:t>
-      </w:r>
-      <w:r>
-        <w:t xml:space="preserve">: </w:t>
+        <w:t xml:space="preserve">6992229916: </w:t>
       </w:r>
       <w:r>
         <w:rPr>
@@ -1167,7 +1225,10 @@
     </w:p>
     <w:p>
       <w:r>
-        <w:t>&lt;USC ID&gt;: Equal Contribution</w:t>
+        <w:t>7490756437</w:t>
+      </w:r>
+      <w:r>
+        <w:t>: Equal Contribution</w:t>
       </w:r>
     </w:p>
     <w:sectPr>
@@ -1579,6 +1640,7 @@
   <w:style w:type="paragraph" w:default="1" w:styleId="Normal">
     <w:name w:val="Normal"/>
     <w:qFormat/>
+    <w:rsid w:val="005A0BA9"/>
     <w:rPr>
       <w:rFonts w:eastAsiaTheme="minorHAnsi"/>
     </w:rPr>
